--- a/2026-Jornal-Doruk-ONNX/Supplementary Material-symmetry-4315123.docx
+++ b/2026-Jornal-Doruk-ONNX/Supplementary Material-symmetry-4315123.docx
@@ -39,7 +39,7 @@
           <w:sz w:val="28"/>
           <w:szCs w:val="28"/>
         </w:rPr>
-        <w:t xml:space="preserve"> Detection Using 2 Quantized ONNX Models</w:t>
+        <w:t xml:space="preserve"> Detection Using Quantized ONNX Models</w:t>
       </w:r>
     </w:p>
     <w:p/>
@@ -66,7 +66,7 @@
           <w:noProof/>
         </w:rPr>
         <w:drawing>
-          <wp:inline distT="0" distB="0" distL="0" distR="0" wp14:anchorId="12CF5466" wp14:editId="1A106355">
+          <wp:inline distT="0" distB="0" distL="0" distR="0" wp14:anchorId="12CF5466" wp14:editId="2DFD6F40">
             <wp:extent cx="4514816" cy="1860606"/>
             <wp:effectExtent l="0" t="0" r="635" b="6350"/>
             <wp:docPr id="2059418222" name="Picture 1"/>
@@ -131,7 +131,7 @@
           <w:noProof/>
         </w:rPr>
         <w:drawing>
-          <wp:inline distT="0" distB="0" distL="0" distR="0" wp14:anchorId="65CCFAB4" wp14:editId="633F9A54">
+          <wp:inline distT="0" distB="0" distL="0" distR="0" wp14:anchorId="65CCFAB4" wp14:editId="675E76B8">
             <wp:extent cx="4341169" cy="1789044"/>
             <wp:effectExtent l="0" t="0" r="2540" b="1905"/>
             <wp:docPr id="103843854" name="Picture 2"/>
